--- a/exercises/lab_06_02/Lab Instructions.docx
+++ b/exercises/lab_06_02/Lab Instructions.docx
@@ -200,7 +200,7 @@
           <w:szCs w:val="24"/>
           <w:lang w:val="en-US"/>
         </w:rPr>
-        <w:t xml:space="preserve">Click </w:t>
+        <w:t xml:space="preserve">Upload main.py and habits.csv from this lab's folder into the same Python project in Replit, then click Run. You should see a completion rate for each habit (Exercise, Read, Meditate), plus a "strongest" and "needs the most work" callout. Confirm this before moving on — you're documenting working code, not debugging it.</w:t>
       </w:r>
       <w:r>
         <w:rPr>
@@ -212,17 +212,17 @@
           <w:szCs w:val="24"/>
           <w:lang w:val="en-US"/>
         </w:rPr>
-        <w:t>Run</w:t>
-      </w:r>
-      <w:r>
-        <w:rPr>
-          <w:rFonts w:ascii="Aptos" w:hAnsi="Aptos" w:eastAsia="Aptos" w:cs="Aptos"/>
-          <w:noProof w:val="0"/>
-          <w:sz w:val="24"/>
-          <w:szCs w:val="24"/>
-          <w:lang w:val="en-US"/>
-        </w:rPr>
-        <w:t xml:space="preserve"> in Replit. You should see a completion rate for each habit (Exercise, Read, Meditate), plus a "strongest" and "needs the most work" callout. Confirm this before moving on — you're documenting </w:t>
+        <w:t/>
+      </w:r>
+      <w:r>
+        <w:rPr>
+          <w:rFonts w:ascii="Aptos" w:hAnsi="Aptos" w:eastAsia="Aptos" w:cs="Aptos"/>
+          <w:noProof w:val="0"/>
+          <w:sz w:val="24"/>
+          <w:szCs w:val="24"/>
+          <w:lang w:val="en-US"/>
+        </w:rPr>
+        <w:t xml:space="preserve"/>
       </w:r>
       <w:r>
         <w:rPr>
@@ -234,17 +234,17 @@
           <w:szCs w:val="24"/>
           <w:lang w:val="en-US"/>
         </w:rPr>
-        <w:t>working</w:t>
-      </w:r>
-      <w:r>
-        <w:rPr>
-          <w:rFonts w:ascii="Aptos" w:hAnsi="Aptos" w:eastAsia="Aptos" w:cs="Aptos"/>
-          <w:noProof w:val="0"/>
-          <w:sz w:val="24"/>
-          <w:szCs w:val="24"/>
-          <w:lang w:val="en-US"/>
-        </w:rPr>
-        <w:t xml:space="preserve"> code, not debugging it.</w:t>
+        <w:t/>
+      </w:r>
+      <w:r>
+        <w:rPr>
+          <w:rFonts w:ascii="Aptos" w:hAnsi="Aptos" w:eastAsia="Aptos" w:cs="Aptos"/>
+          <w:noProof w:val="0"/>
+          <w:sz w:val="24"/>
+          <w:szCs w:val="24"/>
+          <w:lang w:val="en-US"/>
+        </w:rPr>
+        <w:t xml:space="preserve"/>
       </w:r>
     </w:p>
     <w:p xmlns:wp14="http://schemas.microsoft.com/office/word/2010/wordml" wp14:paraId="43007DE1" wp14:textId="04DEAF33">

--- a/exercises/lab_06_02/Lab Instructions.docx
+++ b/exercises/lab_06_02/Lab Instructions.docx
@@ -200,7 +200,7 @@
           <w:szCs w:val="24"/>
           <w:lang w:val="en-US"/>
         </w:rPr>
-        <w:t xml:space="preserve">Upload main.py and habits.csv from this lab's folder into the same Python project in Replit, then click Run. You should see a completion rate for each habit (Exercise, Read, Meditate), plus a "strongest" and "needs the most work" callout. Confirm this before moving on — you're documenting working code, not debugging it.</w:t>
+        <w:t xml:space="preserve">Upload main.py and habits.csv from this lab's folder into the same Python project in Replit, then click Run. You should see a completion rate for each habit (Exercise, Read, Meditate), plus a "strongest" and "needs the most work" callout. Confirm this before moving on — you're documenting working code, not debugging it. With this sample data all three habits have the same completion rate, so the same habit shows up as both strongest and needs the most work. That's expected; mention it as a limitation when you write the README in Step 3.</w:t>
       </w:r>
       <w:r>
         <w:rPr>
